--- a/lessons/6-1-group1/homework.docx
+++ b/lessons/6-1-group1/homework.docx
@@ -80,7 +80,7 @@
         <w:spacing w:after="60" w:before="0"/>
       </w:pPr>
       <w:r>
-        <w:t xml:space="preserve">Content: With my small group, I can use models to interpret what it means to divide by a fraction — one step at a time, with support.</w:t>
+        <w:t xml:space="preserve">Content: With my small group, I can use models to divide a whole number by a fraction and a fraction by a whole number — one step at a time, with support.</w:t>
       </w:r>
     </w:p>
     <w:p>
@@ -626,7 +626,62 @@
           <w:b/>
           <w:bCs/>
         </w:rPr>
-        <w:t xml:space="preserve">3. Agent Cole has 8 feet of evidence rope and cuts it into 1/3-foot pieces for tagging. What does 8 ÷ 1/3 mean?</w:t>
+        <w:t xml:space="preserve">3. A shelf is 5 feet long. Books are each 1/4 foot wide. How many books fit on the shelf? Which expression represents this?</w:t>
+      </w:r>
+    </w:p>
+    <w:p>
+      <w:pPr>
+        <w:spacing w:after="40" w:before="0"/>
+      </w:pPr>
+      <w:r>
+        <w:t xml:space="preserve">     A. 5 ÷ 1/4 = 20 books</w:t>
+      </w:r>
+    </w:p>
+    <w:p>
+      <w:pPr>
+        <w:spacing w:after="40" w:before="0"/>
+      </w:pPr>
+      <w:r>
+        <w:t xml:space="preserve">     B. 5 × 1/4 = 1 1/4 books</w:t>
+      </w:r>
+    </w:p>
+    <w:p>
+      <w:pPr>
+        <w:spacing w:after="40" w:before="0"/>
+      </w:pPr>
+      <w:r>
+        <w:t xml:space="preserve">     C. 1/4 ÷ 5 = 1/20 book</w:t>
+      </w:r>
+    </w:p>
+    <w:p>
+      <w:pPr>
+        <w:spacing w:after="40" w:before="0"/>
+      </w:pPr>
+      <w:r>
+        <w:t xml:space="preserve">     D. 5 + 1/4 = 5 1/4 books</w:t>
+      </w:r>
+    </w:p>
+    <w:p>
+      <w:pPr>
+        <w:spacing w:after="60" w:before="120"/>
+      </w:pPr>
+      <w:r>
+        <w:rPr>
+          <w:color w:val="BBBBBB"/>
+        </w:rPr>
+        <w:t xml:space="preserve">______________________________________________________________________</w:t>
+      </w:r>
+    </w:p>
+    <w:p>
+      <w:pPr>
+        <w:spacing w:after="80" w:before="0"/>
+      </w:pPr>
+      <w:r>
+        <w:rPr>
+          <w:b/>
+          <w:bCs/>
+        </w:rPr>
+        <w:t xml:space="preserve">4. Agent Cole has 8 feet of evidence rope and cuts it into 1/3-foot pieces for tagging. What does 8 ÷ 1/3 mean?</w:t>
       </w:r>
     </w:p>
     <w:p>
@@ -681,7 +736,7 @@
           <w:b/>
           <w:bCs/>
         </w:rPr>
-        <w:t xml:space="preserve">4. Picture clue: a 5-inch fingerprint strip is split into 1/6-inch slivers under the microscope. Which division does the picture show, and what is the count?</w:t>
+        <w:t xml:space="preserve">5. Picture clue: a 5-inch fingerprint strip is split into 1/6-inch slivers under the microscope. Which division does the picture show, and what is the count?</w:t>
       </w:r>
     </w:p>
     <w:p>
@@ -736,7 +791,7 @@
           <w:b/>
           <w:bCs/>
         </w:rPr>
-        <w:t xml:space="preserve">5. Level 2 Extension — Which Question Is Being Asked?</w:t>
+        <w:t xml:space="preserve">6. Level 2 Extension — Which Question Is Being Asked?</w:t>
       </w:r>
     </w:p>
     <w:p>
@@ -817,7 +872,7 @@
           <w:b/>
           <w:bCs/>
         </w:rPr>
-        <w:t xml:space="preserve">6. Find the Interpretation Error</w:t>
+        <w:t xml:space="preserve">7. Find the Interpretation Error</w:t>
       </w:r>
     </w:p>
     <w:p>
@@ -898,7 +953,7 @@
           <w:b/>
           <w:bCs/>
         </w:rPr>
-        <w:t xml:space="preserve">7. Dividing 6 by 1/2 gives 12, but dividing 6 by 2 gives 3. How can dividing by a smaller number (1/2) give a bigger answer than dividing by a larger number (2)? Explain using a real-world example.</w:t>
+        <w:t xml:space="preserve">8. Dividing 6 by 1/2 gives 12, but dividing 6 by 2 gives 3. How can dividing by a smaller number (1/2) give a bigger answer than dividing by a larger number (2)? Explain using a real-world example.</w:t>
       </w:r>
     </w:p>
     <w:p>
@@ -958,15 +1013,41 @@
       </w:r>
     </w:p>
     <w:p>
-      <w:pPr>
-        <w:spacing w:after="80" w:before="0"/>
-      </w:pPr>
-      <w:r>
-        <w:rPr>
-          <w:b/>
-          <w:bCs/>
-        </w:rPr>
-        <w:t xml:space="preserve">8. Sort each statement: does dividing by the fraction give a result GREATER than the dividend, or LESS than the dividend?</w:t>
+      <w:r>
+        <w:br w:type="page"/>
+      </w:r>
+    </w:p>
+    <w:p>
+      <w:pPr>
+        <w:pStyle w:val="Heading1"/>
+        <w:spacing w:after="120"/>
+      </w:pPr>
+      <w:r>
+        <w:rPr>
+          <w:b/>
+          <w:bCs/>
+        </w:rPr>
+        <w:t xml:space="preserve">Answer Key (Teacher)</w:t>
+      </w:r>
+    </w:p>
+    <w:p>
+      <w:pPr>
+        <w:spacing w:after="40" w:before="0"/>
+      </w:pPr>
+      <w:r>
+        <w:rPr>
+          <w:b/>
+          <w:bCs/>
+        </w:rPr>
+        <w:t xml:space="preserve">1. A. How many 1/4-size pieces fit into 3</w:t>
+      </w:r>
+    </w:p>
+    <w:p>
+      <w:pPr>
+        <w:spacing w:after="20" w:before="0"/>
+      </w:pPr>
+      <w:r>
+        <w:t xml:space="preserve">     3 ÷ 1/4 asks: how many 1/4-size pieces fit into 3? The answer is 12, because each whole has 4 fourths, and 3 × 4 = 12.</w:t>
       </w:r>
     </w:p>
     <w:p>
@@ -978,96 +1059,19 @@
           <w:i/>
           <w:iCs/>
         </w:rPr>
-        <w:t xml:space="preserve">Groups: Quotient GREATER Than Dividend   |   Quotient LESS Than Dividend</w:t>
-      </w:r>
-    </w:p>
-    <w:p>
-      <w:pPr>
-        <w:spacing w:after="40" w:before="0"/>
-      </w:pPr>
-      <w:r>
-        <w:t xml:space="preserve">   • 5 ÷ 1/3 = 15 (greater than 5)   → __________________</w:t>
-      </w:r>
-    </w:p>
-    <w:p>
-      <w:pPr>
-        <w:spacing w:after="40" w:before="0"/>
-      </w:pPr>
-      <w:r>
-        <w:t xml:space="preserve">   • 8 ÷ 1/2 = 16 (greater than 8)   → __________________</w:t>
-      </w:r>
-    </w:p>
-    <w:p>
-      <w:pPr>
-        <w:spacing w:after="40" w:before="0"/>
-      </w:pPr>
-      <w:r>
-        <w:t xml:space="preserve">   • 6 ÷ 1/4 = 24 (greater than 6)   → __________________</w:t>
-      </w:r>
-    </w:p>
-    <w:p>
-      <w:pPr>
-        <w:spacing w:after="40" w:before="0"/>
-      </w:pPr>
-      <w:r>
-        <w:t xml:space="preserve">   • 4 ÷ 2 = 2 (less than 4)   → __________________</w:t>
-      </w:r>
-    </w:p>
-    <w:p>
-      <w:pPr>
-        <w:spacing w:after="40" w:before="0"/>
-      </w:pPr>
-      <w:r>
-        <w:t xml:space="preserve">   • 10 ÷ 5 = 2 (less than 10)   → __________________</w:t>
-      </w:r>
-    </w:p>
-    <w:p>
-      <w:pPr>
-        <w:spacing w:after="40" w:before="0"/>
-      </w:pPr>
-      <w:r>
-        <w:t xml:space="preserve">   • 12 ÷ 3 = 4 (less than 12)   → __________________</w:t>
-      </w:r>
-    </w:p>
-    <w:p>
-      <w:pPr>
-        <w:spacing w:after="60" w:before="120"/>
-      </w:pPr>
-      <w:r>
-        <w:rPr>
-          <w:color w:val="BBBBBB"/>
-        </w:rPr>
-        <w:t xml:space="preserve">______________________________________________________________________</w:t>
-      </w:r>
-    </w:p>
-    <w:p>
-      <w:r>
-        <w:br w:type="page"/>
-      </w:r>
-    </w:p>
-    <w:p>
-      <w:pPr>
-        <w:pStyle w:val="Heading1"/>
-        <w:spacing w:after="120"/>
-      </w:pPr>
-      <w:r>
-        <w:rPr>
-          <w:b/>
-          <w:bCs/>
-        </w:rPr>
-        <w:t xml:space="preserve">Answer Key (Teacher)</w:t>
-      </w:r>
-    </w:p>
-    <w:p>
-      <w:pPr>
-        <w:spacing w:after="40" w:before="0"/>
-      </w:pPr>
-      <w:r>
-        <w:rPr>
-          <w:b/>
-          <w:bCs/>
-        </w:rPr>
-        <w:t xml:space="preserve">1. A. How many 1/4-size pieces fit into 3</w:t>
+        <w:t xml:space="preserve">     Watch for: A common mistake in Interpret Division of Fractions is assuming that dividing always makes the answer smaller. For 4 ÷ 1/3, students reason 'dividing shrinks the number' and compute 4 ÷ 3 ≈ 1.3 instead of asking how many 1/3-foot pieces fit into 4 feet (each whole foot holds 3 thirds, so 4 × 3 = 12). Before you submit, check: if the divisor is a fraction smaller than 1, the quotient must be BIGGER than the dividend, not smaller.</w:t>
+      </w:r>
+    </w:p>
+    <w:p>
+      <w:pPr>
+        <w:spacing w:after="40" w:before="0"/>
+      </w:pPr>
+      <w:r>
+        <w:rPr>
+          <w:b/>
+          <w:bCs/>
+        </w:rPr>
+        <w:t xml:space="preserve">2. A. 2 ÷ 1/3</w:t>
       </w:r>
     </w:p>
     <w:p>
@@ -1075,7 +1079,7 @@
         <w:spacing w:after="20" w:before="0"/>
       </w:pPr>
       <w:r>
-        <w:t xml:space="preserve">     3 ÷ 1/4 asks: how many 1/4-size pieces fit into 3? The answer is 12, because each whole has 4 fourths, and 3 × 4 = 12.</w:t>
+        <w:t xml:space="preserve">     Finding how many 1/3-size pieces fit into 2 is represented by 2 ÷ 1/3. The answer is 6.</w:t>
       </w:r>
     </w:p>
     <w:p>
@@ -1099,7 +1103,7 @@
           <w:b/>
           <w:bCs/>
         </w:rPr>
-        <w:t xml:space="preserve">2. A. 2 ÷ 1/3</w:t>
+        <w:t xml:space="preserve">3. A. 5 ÷ 1/4 = 20 books</w:t>
       </w:r>
     </w:p>
     <w:p>
@@ -1107,7 +1111,7 @@
         <w:spacing w:after="20" w:before="0"/>
       </w:pPr>
       <w:r>
-        <w:t xml:space="preserve">     Finding how many 1/3-size pieces fit into 2 is represented by 2 ÷ 1/3. The answer is 6.</w:t>
+        <w:t xml:space="preserve">     You are finding how many 1/4-foot pieces fit into 5 feet, which is 5 ÷ 1/4 = 5 × 4 = 20 books.</w:t>
       </w:r>
     </w:p>
     <w:p>
@@ -1131,7 +1135,7 @@
           <w:b/>
           <w:bCs/>
         </w:rPr>
-        <w:t xml:space="preserve">3. A. How many 1/3-foot pieces fit into 8 feet</w:t>
+        <w:t xml:space="preserve">4. A. How many 1/3-foot pieces fit into 8 feet</w:t>
       </w:r>
     </w:p>
     <w:p>
@@ -1163,7 +1167,7 @@
           <w:b/>
           <w:bCs/>
         </w:rPr>
-        <w:t xml:space="preserve">4. A. 5 ÷ 1/6 = 30 slivers</w:t>
+        <w:t xml:space="preserve">5. A. 5 ÷ 1/6 = 30 slivers</w:t>
       </w:r>
     </w:p>
     <w:p>
@@ -1195,7 +1199,7 @@
           <w:b/>
           <w:bCs/>
         </w:rPr>
-        <w:t xml:space="preserve">5. Level 2 Extension — Which Question Is Being Asked?</w:t>
+        <w:t xml:space="preserve">6. Level 2 Extension — Which Question Is Being Asked?</w:t>
       </w:r>
     </w:p>
     <w:p>
@@ -1231,7 +1235,7 @@
           <w:b/>
           <w:bCs/>
         </w:rPr>
-        <w:t xml:space="preserve">6. Find the Interpretation Error</w:t>
+        <w:t xml:space="preserve">7. Find the Interpretation Error</w:t>
       </w:r>
     </w:p>
     <w:p>
@@ -1267,7 +1271,7 @@
           <w:b/>
           <w:bCs/>
         </w:rPr>
-        <w:t xml:space="preserve">7. Open response — answers will vary.</w:t>
+        <w:t xml:space="preserve">8. Open response — answers will vary.</w:t>
       </w:r>
     </w:p>
     <w:p>
@@ -1276,74 +1280,6 @@
       </w:pPr>
       <w:r>
         <w:t xml:space="preserve">     Look for key words: smaller pieces, more fit, halves, groups, 12, 3.</w:t>
-      </w:r>
-    </w:p>
-    <w:p>
-      <w:pPr>
-        <w:spacing w:after="40" w:before="0"/>
-      </w:pPr>
-      <w:r>
-        <w:rPr>
-          <w:b/>
-          <w:bCs/>
-        </w:rPr>
-        <w:t xml:space="preserve">8. Correct groups:</w:t>
-      </w:r>
-    </w:p>
-    <w:p>
-      <w:pPr>
-        <w:spacing w:after="20" w:before="0"/>
-      </w:pPr>
-      <w:r>
-        <w:t xml:space="preserve">     5 ÷ 1/3 = 15 (greater than 5) → Quotient GREATER Than Dividend</w:t>
-      </w:r>
-    </w:p>
-    <w:p>
-      <w:pPr>
-        <w:spacing w:after="20" w:before="0"/>
-      </w:pPr>
-      <w:r>
-        <w:t xml:space="preserve">     8 ÷ 1/2 = 16 (greater than 8) → Quotient GREATER Than Dividend</w:t>
-      </w:r>
-    </w:p>
-    <w:p>
-      <w:pPr>
-        <w:spacing w:after="20" w:before="0"/>
-      </w:pPr>
-      <w:r>
-        <w:t xml:space="preserve">     6 ÷ 1/4 = 24 (greater than 6) → Quotient GREATER Than Dividend</w:t>
-      </w:r>
-    </w:p>
-    <w:p>
-      <w:pPr>
-        <w:spacing w:after="20" w:before="0"/>
-      </w:pPr>
-      <w:r>
-        <w:t xml:space="preserve">     4 ÷ 2 = 2 (less than 4) → Quotient LESS Than Dividend</w:t>
-      </w:r>
-    </w:p>
-    <w:p>
-      <w:pPr>
-        <w:spacing w:after="20" w:before="0"/>
-      </w:pPr>
-      <w:r>
-        <w:t xml:space="preserve">     10 ÷ 5 = 2 (less than 10) → Quotient LESS Than Dividend</w:t>
-      </w:r>
-    </w:p>
-    <w:p>
-      <w:pPr>
-        <w:spacing w:after="20" w:before="0"/>
-      </w:pPr>
-      <w:r>
-        <w:t xml:space="preserve">     12 ÷ 3 = 4 (less than 12) → Quotient LESS Than Dividend</w:t>
-      </w:r>
-    </w:p>
-    <w:p>
-      <w:pPr>
-        <w:spacing w:after="40" w:before="0"/>
-      </w:pPr>
-      <w:r>
-        <w:t xml:space="preserve"/>
       </w:r>
     </w:p>
     <w:sectPr>

--- a/lessons/6-1-group1/homework.docx
+++ b/lessons/6-1-group1/homework.docx
@@ -227,7 +227,7 @@
         <w:t xml:space="preserve">Dividend (Dividendo)</w:t>
       </w:r>
       <w:r>
-        <w:t xml:space="preserve"> — The number you are splitting up in a division problem.</w:t>
+        <w:t xml:space="preserve"> — The total number being divided into equal groups (the number inside the division bracket).</w:t>
       </w:r>
     </w:p>
     <w:p>
@@ -290,7 +290,7 @@
         <w:t xml:space="preserve">Divisor (Divisor)</w:t>
       </w:r>
       <w:r>
-        <w:t xml:space="preserve"> — The number you split by in a division problem.</w:t>
+        <w:t xml:space="preserve"> — The number of equal groups you are dividing into (the number outside the division bracket).</w:t>
       </w:r>
     </w:p>
     <w:p>
@@ -532,23 +532,23 @@
         <w:spacing w:after="40" w:before="0"/>
       </w:pPr>
       <w:r>
-        <w:t xml:space="preserve">     B. 3 groups of 1/4</w:t>
-      </w:r>
-    </w:p>
-    <w:p>
-      <w:pPr>
-        <w:spacing w:after="40" w:before="0"/>
-      </w:pPr>
-      <w:r>
-        <w:t xml:space="preserve">     C. 3 minus 1/4</w:t>
-      </w:r>
-    </w:p>
-    <w:p>
-      <w:pPr>
-        <w:spacing w:after="40" w:before="0"/>
-      </w:pPr>
-      <w:r>
-        <w:t xml:space="preserve">     D. 1/4 of 3</w:t>
+        <w:t xml:space="preserve">     B. 1/4 of 3</w:t>
+      </w:r>
+    </w:p>
+    <w:p>
+      <w:pPr>
+        <w:spacing w:after="40" w:before="0"/>
+      </w:pPr>
+      <w:r>
+        <w:t xml:space="preserve">     C. 3 groups of 1/4</w:t>
+      </w:r>
+    </w:p>
+    <w:p>
+      <w:pPr>
+        <w:spacing w:after="40" w:before="0"/>
+      </w:pPr>
+      <w:r>
+        <w:t xml:space="preserve">     D. 3 minus 1/4</w:t>
       </w:r>
     </w:p>
     <w:p>
@@ -579,23 +579,23 @@
         <w:spacing w:after="40" w:before="0"/>
       </w:pPr>
       <w:r>
-        <w:t xml:space="preserve">     A. 2 ÷ 1/3</w:t>
-      </w:r>
-    </w:p>
-    <w:p>
-      <w:pPr>
-        <w:spacing w:after="40" w:before="0"/>
-      </w:pPr>
-      <w:r>
-        <w:t xml:space="preserve">     B. 2 × 1/3</w:t>
-      </w:r>
-    </w:p>
-    <w:p>
-      <w:pPr>
-        <w:spacing w:after="40" w:before="0"/>
-      </w:pPr>
-      <w:r>
-        <w:t xml:space="preserve">     C. 1/3 ÷ 2</w:t>
+        <w:t xml:space="preserve">     A. 1/3 ÷ 2</w:t>
+      </w:r>
+    </w:p>
+    <w:p>
+      <w:pPr>
+        <w:spacing w:after="40" w:before="0"/>
+      </w:pPr>
+      <w:r>
+        <w:t xml:space="preserve">     B. 2 ÷ 1/3</w:t>
+      </w:r>
+    </w:p>
+    <w:p>
+      <w:pPr>
+        <w:spacing w:after="40" w:before="0"/>
+      </w:pPr>
+      <w:r>
+        <w:t xml:space="preserve">     C. 2 × 1/3</w:t>
       </w:r>
     </w:p>
     <w:p>
@@ -626,39 +626,39 @@
           <w:b/>
           <w:bCs/>
         </w:rPr>
-        <w:t xml:space="preserve">3. A shelf is 5 feet long. Books are each 1/4 foot wide. How many books fit on the shelf? Which expression represents this?</w:t>
-      </w:r>
-    </w:p>
-    <w:p>
-      <w:pPr>
-        <w:spacing w:after="40" w:before="0"/>
-      </w:pPr>
-      <w:r>
-        <w:t xml:space="preserve">     A. 5 ÷ 1/4 = 20 books</w:t>
-      </w:r>
-    </w:p>
-    <w:p>
-      <w:pPr>
-        <w:spacing w:after="40" w:before="0"/>
-      </w:pPr>
-      <w:r>
-        <w:t xml:space="preserve">     B. 5 × 1/4 = 1 1/4 books</w:t>
-      </w:r>
-    </w:p>
-    <w:p>
-      <w:pPr>
-        <w:spacing w:after="40" w:before="0"/>
-      </w:pPr>
-      <w:r>
-        <w:t xml:space="preserve">     C. 1/4 ÷ 5 = 1/20 book</w:t>
-      </w:r>
-    </w:p>
-    <w:p>
-      <w:pPr>
-        <w:spacing w:after="40" w:before="0"/>
-      </w:pPr>
-      <w:r>
-        <w:t xml:space="preserve">     D. 5 + 1/4 = 5 1/4 books</w:t>
+        <w:t xml:space="preserve">3. What is 6 ÷ 1/5?</w:t>
+      </w:r>
+    </w:p>
+    <w:p>
+      <w:pPr>
+        <w:spacing w:after="40" w:before="0"/>
+      </w:pPr>
+      <w:r>
+        <w:t xml:space="preserve">     A. 1</w:t>
+      </w:r>
+    </w:p>
+    <w:p>
+      <w:pPr>
+        <w:spacing w:after="40" w:before="0"/>
+      </w:pPr>
+      <w:r>
+        <w:t xml:space="preserve">     B. 5/6</w:t>
+      </w:r>
+    </w:p>
+    <w:p>
+      <w:pPr>
+        <w:spacing w:after="40" w:before="0"/>
+      </w:pPr>
+      <w:r>
+        <w:t xml:space="preserve">     C. 6/5</w:t>
+      </w:r>
+    </w:p>
+    <w:p>
+      <w:pPr>
+        <w:spacing w:after="40" w:before="0"/>
+      </w:pPr>
+      <w:r>
+        <w:t xml:space="preserve">     D. 30</w:t>
       </w:r>
     </w:p>
     <w:p>
@@ -681,141 +681,31 @@
           <w:b/>
           <w:bCs/>
         </w:rPr>
-        <w:t xml:space="preserve">4. Agent Cole has 8 feet of evidence rope and cuts it into 1/3-foot pieces for tagging. What does 8 ÷ 1/3 mean?</w:t>
-      </w:r>
-    </w:p>
-    <w:p>
-      <w:pPr>
-        <w:spacing w:after="40" w:before="0"/>
-      </w:pPr>
-      <w:r>
-        <w:t xml:space="preserve">     A. How many 1/3-foot pieces fit into 8 feet</w:t>
-      </w:r>
-    </w:p>
-    <w:p>
-      <w:pPr>
-        <w:spacing w:after="40" w:before="0"/>
-      </w:pPr>
-      <w:r>
-        <w:t xml:space="preserve">     B. 1/3 of the 8 feet of rope</w:t>
-      </w:r>
-    </w:p>
-    <w:p>
-      <w:pPr>
-        <w:spacing w:after="40" w:before="0"/>
-      </w:pPr>
-      <w:r>
-        <w:t xml:space="preserve">     C. 8 feet shortened by 1/3 of a foot</w:t>
-      </w:r>
-    </w:p>
-    <w:p>
-      <w:pPr>
-        <w:spacing w:after="40" w:before="0"/>
-      </w:pPr>
-      <w:r>
-        <w:t xml:space="preserve">     D. 8 pieces that are each 1/3 foot long</w:t>
-      </w:r>
-    </w:p>
-    <w:p>
-      <w:pPr>
-        <w:spacing w:after="60" w:before="120"/>
-      </w:pPr>
-      <w:r>
-        <w:rPr>
-          <w:color w:val="BBBBBB"/>
-        </w:rPr>
-        <w:t xml:space="preserve">______________________________________________________________________</w:t>
-      </w:r>
-    </w:p>
-    <w:p>
-      <w:pPr>
-        <w:spacing w:after="80" w:before="0"/>
-      </w:pPr>
-      <w:r>
-        <w:rPr>
-          <w:b/>
-          <w:bCs/>
-        </w:rPr>
-        <w:t xml:space="preserve">5. Picture clue: a 5-inch fingerprint strip is split into 1/6-inch slivers under the microscope. Which division does the picture show, and what is the count?</w:t>
-      </w:r>
-    </w:p>
-    <w:p>
-      <w:pPr>
-        <w:spacing w:after="40" w:before="0"/>
-      </w:pPr>
-      <w:r>
-        <w:t xml:space="preserve">     A. 5 ÷ 1/6 = 30 slivers</w:t>
-      </w:r>
-    </w:p>
-    <w:p>
-      <w:pPr>
-        <w:spacing w:after="40" w:before="0"/>
-      </w:pPr>
-      <w:r>
-        <w:t xml:space="preserve">     B. 5 ÷ 6 = 5/6 of a sliver</w:t>
-      </w:r>
-    </w:p>
-    <w:p>
-      <w:pPr>
-        <w:spacing w:after="40" w:before="0"/>
-      </w:pPr>
-      <w:r>
-        <w:t xml:space="preserve">     C. 1/6 ÷ 5 = 1/30 sliver</w:t>
-      </w:r>
-    </w:p>
-    <w:p>
-      <w:pPr>
-        <w:spacing w:after="40" w:before="0"/>
-      </w:pPr>
-      <w:r>
-        <w:t xml:space="preserve">     D. 5 × 1/6 = 5/6 of an inch</w:t>
-      </w:r>
-    </w:p>
-    <w:p>
-      <w:pPr>
-        <w:spacing w:after="60" w:before="120"/>
-      </w:pPr>
-      <w:r>
-        <w:rPr>
-          <w:color w:val="BBBBBB"/>
-        </w:rPr>
-        <w:t xml:space="preserve">______________________________________________________________________</w:t>
-      </w:r>
-    </w:p>
-    <w:p>
-      <w:pPr>
-        <w:spacing w:after="80" w:before="0"/>
-      </w:pPr>
-      <w:r>
-        <w:rPr>
-          <w:b/>
-          <w:bCs/>
-        </w:rPr>
-        <w:t xml:space="preserve">6. Level 2 Extension — Which Question Is Being Asked?</w:t>
-      </w:r>
-    </w:p>
-    <w:p>
-      <w:pPr>
-        <w:spacing w:after="40" w:before="0"/>
-      </w:pPr>
-      <w:r>
-        <w:t xml:space="preserve">   Step 1 (Case file): A 9-foot strip of evidence tape is cut into 1/4-foot pieces. How many pieces?</w:t>
-      </w:r>
-    </w:p>
-    <w:p>
-      <w:pPr>
-        <w:spacing w:after="40" w:before="0"/>
-      </w:pPr>
-      <w:r>
-        <w:t xml:space="preserve">   Step 2 (Detective writes): This is 1/4 ÷ 9 — split the 1/4-foot piece among 9 sections.</w:t>
-      </w:r>
-    </w:p>
-    <w:p>
-      <w:pPr>
-        <w:spacing w:after="40" w:before="0"/>
-      </w:pPr>
-      <w:r>
-        <w:t xml:space="preserve">   Step 3 (Detective's answer): 1/36 of a foot per piece</w:t>
+        <w:t xml:space="preserve">4. Spot the Common Mistake</w:t>
+      </w:r>
+    </w:p>
+    <w:p>
+      <w:pPr>
+        <w:spacing w:after="40" w:before="0"/>
+      </w:pPr>
+      <w:r>
+        <w:t xml:space="preserve">   Step 1 (Problem): How many 1/3-foot pieces fit into 4 feet of tape? Find 4 ÷ 1/3.</w:t>
+      </w:r>
+    </w:p>
+    <w:p>
+      <w:pPr>
+        <w:spacing w:after="40" w:before="0"/>
+      </w:pPr>
+      <w:r>
+        <w:t xml:space="preserve">   Step 2 (Student writes): Dividing makes the answer smaller, so 4 ÷ 1/3 = 4 ÷ 3 ≈ 1.3 pieces.</w:t>
+      </w:r>
+    </w:p>
+    <w:p>
+      <w:pPr>
+        <w:spacing w:after="40" w:before="0"/>
+      </w:pPr>
+      <w:r>
+        <w:t xml:space="preserve">   Step 3 (Student's answer): About 1.3 pieces</w:t>
       </w:r>
     </w:p>
     <w:p>
@@ -872,31 +762,196 @@
           <w:b/>
           <w:bCs/>
         </w:rPr>
-        <w:t xml:space="preserve">7. Find the Interpretation Error</w:t>
-      </w:r>
-    </w:p>
-    <w:p>
-      <w:pPr>
-        <w:spacing w:after="40" w:before="0"/>
-      </w:pPr>
-      <w:r>
-        <w:t xml:space="preserve">   Step 1 (Problem): Interpret 4 ÷ 1/5</w:t>
-      </w:r>
-    </w:p>
-    <w:p>
-      <w:pPr>
-        <w:spacing w:after="40" w:before="0"/>
-      </w:pPr>
-      <w:r>
-        <w:t xml:space="preserve">   Step 2 (Student says): 4 ÷ 1/5 means 1/5 of 4</w:t>
-      </w:r>
-    </w:p>
-    <w:p>
-      <w:pPr>
-        <w:spacing w:after="40" w:before="0"/>
-      </w:pPr>
-      <w:r>
-        <w:t xml:space="preserve">   Step 3 (Student's answer): 4/5</w:t>
+        <w:t xml:space="preserve">5. A shelf is 5 feet long. Books are each 1/4 foot wide. How many books fit on the shelf? Which expression represents this?</w:t>
+      </w:r>
+    </w:p>
+    <w:p>
+      <w:pPr>
+        <w:spacing w:after="40" w:before="0"/>
+      </w:pPr>
+      <w:r>
+        <w:t xml:space="preserve">     A. 1/4 ÷ 5 = 1/20 book</w:t>
+      </w:r>
+    </w:p>
+    <w:p>
+      <w:pPr>
+        <w:spacing w:after="40" w:before="0"/>
+      </w:pPr>
+      <w:r>
+        <w:t xml:space="preserve">     B. 5 ÷ 1/4 = 20 books</w:t>
+      </w:r>
+    </w:p>
+    <w:p>
+      <w:pPr>
+        <w:spacing w:after="40" w:before="0"/>
+      </w:pPr>
+      <w:r>
+        <w:t xml:space="preserve">     C. 5 × 1/4 = 1 1/4 books</w:t>
+      </w:r>
+    </w:p>
+    <w:p>
+      <w:pPr>
+        <w:spacing w:after="40" w:before="0"/>
+      </w:pPr>
+      <w:r>
+        <w:t xml:space="preserve">     D. 5 + 1/4 = 5 1/4 books</w:t>
+      </w:r>
+    </w:p>
+    <w:p>
+      <w:pPr>
+        <w:spacing w:after="60" w:before="120"/>
+      </w:pPr>
+      <w:r>
+        <w:rPr>
+          <w:color w:val="BBBBBB"/>
+        </w:rPr>
+        <w:t xml:space="preserve">______________________________________________________________________</w:t>
+      </w:r>
+    </w:p>
+    <w:p>
+      <w:pPr>
+        <w:spacing w:after="80" w:before="0"/>
+      </w:pPr>
+      <w:r>
+        <w:rPr>
+          <w:b/>
+          <w:bCs/>
+        </w:rPr>
+        <w:t xml:space="preserve">6. Agent Cole has 8 feet of evidence rope and cuts it into 1/3-foot pieces for tagging. What does 8 ÷ 1/3 mean?</w:t>
+      </w:r>
+    </w:p>
+    <w:p>
+      <w:pPr>
+        <w:spacing w:after="40" w:before="0"/>
+      </w:pPr>
+      <w:r>
+        <w:t xml:space="preserve">     A. How many 1/3-foot pieces fit into 8 feet</w:t>
+      </w:r>
+    </w:p>
+    <w:p>
+      <w:pPr>
+        <w:spacing w:after="40" w:before="0"/>
+      </w:pPr>
+      <w:r>
+        <w:t xml:space="preserve">     B. 1/3 of the 8 feet of rope</w:t>
+      </w:r>
+    </w:p>
+    <w:p>
+      <w:pPr>
+        <w:spacing w:after="40" w:before="0"/>
+      </w:pPr>
+      <w:r>
+        <w:t xml:space="preserve">     C. 8 feet shortened by 1/3 of a foot</w:t>
+      </w:r>
+    </w:p>
+    <w:p>
+      <w:pPr>
+        <w:spacing w:after="40" w:before="0"/>
+      </w:pPr>
+      <w:r>
+        <w:t xml:space="preserve">     D. 8 pieces that are each 1/3 foot long</w:t>
+      </w:r>
+    </w:p>
+    <w:p>
+      <w:pPr>
+        <w:spacing w:after="60" w:before="120"/>
+      </w:pPr>
+      <w:r>
+        <w:rPr>
+          <w:color w:val="BBBBBB"/>
+        </w:rPr>
+        <w:t xml:space="preserve">______________________________________________________________________</w:t>
+      </w:r>
+    </w:p>
+    <w:p>
+      <w:pPr>
+        <w:spacing w:after="80" w:before="0"/>
+      </w:pPr>
+      <w:r>
+        <w:rPr>
+          <w:b/>
+          <w:bCs/>
+        </w:rPr>
+        <w:t xml:space="preserve">7. Picture clue: a 5-inch fingerprint strip is split into 1/6-inch slivers under the microscope. Which division does the picture show, and what is the count?</w:t>
+      </w:r>
+    </w:p>
+    <w:p>
+      <w:pPr>
+        <w:spacing w:after="40" w:before="0"/>
+      </w:pPr>
+      <w:r>
+        <w:t xml:space="preserve">     A. 1/6 ÷ 5 = 1/30 sliver</w:t>
+      </w:r>
+    </w:p>
+    <w:p>
+      <w:pPr>
+        <w:spacing w:after="40" w:before="0"/>
+      </w:pPr>
+      <w:r>
+        <w:t xml:space="preserve">     B. 5 ÷ 1/6 = 30 slivers</w:t>
+      </w:r>
+    </w:p>
+    <w:p>
+      <w:pPr>
+        <w:spacing w:after="40" w:before="0"/>
+      </w:pPr>
+      <w:r>
+        <w:t xml:space="preserve">     C. 5 ÷ 6 = 5/6 of a sliver</w:t>
+      </w:r>
+    </w:p>
+    <w:p>
+      <w:pPr>
+        <w:spacing w:after="40" w:before="0"/>
+      </w:pPr>
+      <w:r>
+        <w:t xml:space="preserve">     D. 5 × 1/6 = 5/6 of an inch</w:t>
+      </w:r>
+    </w:p>
+    <w:p>
+      <w:pPr>
+        <w:spacing w:after="60" w:before="120"/>
+      </w:pPr>
+      <w:r>
+        <w:rPr>
+          <w:color w:val="BBBBBB"/>
+        </w:rPr>
+        <w:t xml:space="preserve">______________________________________________________________________</w:t>
+      </w:r>
+    </w:p>
+    <w:p>
+      <w:pPr>
+        <w:spacing w:after="80" w:before="0"/>
+      </w:pPr>
+      <w:r>
+        <w:rPr>
+          <w:b/>
+          <w:bCs/>
+        </w:rPr>
+        <w:t xml:space="preserve">8. Level 2 Extension — Which Question Is Being Asked?</w:t>
+      </w:r>
+    </w:p>
+    <w:p>
+      <w:pPr>
+        <w:spacing w:after="40" w:before="0"/>
+      </w:pPr>
+      <w:r>
+        <w:t xml:space="preserve">   Step 1 (Case file): A 9-foot strip of evidence tape is cut into 1/4-foot pieces. How many pieces?</w:t>
+      </w:r>
+    </w:p>
+    <w:p>
+      <w:pPr>
+        <w:spacing w:after="40" w:before="0"/>
+      </w:pPr>
+      <w:r>
+        <w:t xml:space="preserve">   Step 2 (Detective writes): This is 1/4 ÷ 9 — split the 1/4-foot piece among 9 sections.</w:t>
+      </w:r>
+    </w:p>
+    <w:p>
+      <w:pPr>
+        <w:spacing w:after="40" w:before="0"/>
+      </w:pPr>
+      <w:r>
+        <w:t xml:space="preserve">   Step 3 (Detective's answer): 1/36 of a foot per piece</w:t>
       </w:r>
     </w:p>
     <w:p>
@@ -953,7 +1008,23 @@
           <w:b/>
           <w:bCs/>
         </w:rPr>
-        <w:t xml:space="preserve">8. Dividing 6 by 1/2 gives 12, but dividing 6 by 2 gives 3. How can dividing by a smaller number (1/2) give a bigger answer than dividing by a larger number (2)? Explain using a real-world example.</w:t>
+        <w:t xml:space="preserve">9. Fix our table's thinking</w:t>
+      </w:r>
+    </w:p>
+    <w:p>
+      <w:pPr>
+        <w:spacing w:after="40" w:before="0"/>
+      </w:pPr>
+      <w:r>
+        <w:t xml:space="preserve">   Step 1 (The problem): A rope is 4 feet long. How many 1/2-foot pieces can be cut from it?</w:t>
+      </w:r>
+    </w:p>
+    <w:p>
+      <w:pPr>
+        <w:spacing w:after="40" w:before="0"/>
+      </w:pPr>
+      <w:r>
+        <w:t xml:space="preserve">   Step 2 (A classmate at our table answered): 2 pieces</w:t>
       </w:r>
     </w:p>
     <w:p>
@@ -965,7 +1036,7 @@
           <w:i/>
           <w:iCs/>
         </w:rPr>
-        <w:t xml:space="preserve">Sentence starter: When I divide 6 by 2, I am ___. When I divide 6 by 1/2, I am ___. The answer is bigger because ___.</w:t>
+        <w:t xml:space="preserve">Which step has the mistake? Explain and fix it:</w:t>
       </w:r>
     </w:p>
     <w:p>
@@ -999,6 +1070,50 @@
           <w:color w:val="BBBBBB"/>
         </w:rPr>
         <w:t xml:space="preserve">______________________________________________________________________</w:t>
+      </w:r>
+    </w:p>
+    <w:p>
+      <w:pPr>
+        <w:spacing w:after="80" w:before="0"/>
+      </w:pPr>
+      <w:r>
+        <w:rPr>
+          <w:b/>
+          <w:bCs/>
+        </w:rPr>
+        <w:t xml:space="preserve">10. What is 2/3 ÷ 4?</w:t>
+      </w:r>
+    </w:p>
+    <w:p>
+      <w:pPr>
+        <w:spacing w:after="40" w:before="0"/>
+      </w:pPr>
+      <w:r>
+        <w:t xml:space="preserve">     A. 1/6</w:t>
+      </w:r>
+    </w:p>
+    <w:p>
+      <w:pPr>
+        <w:spacing w:after="40" w:before="0"/>
+      </w:pPr>
+      <w:r>
+        <w:t xml:space="preserve">     B. 2/7</w:t>
+      </w:r>
+    </w:p>
+    <w:p>
+      <w:pPr>
+        <w:spacing w:after="40" w:before="0"/>
+      </w:pPr>
+      <w:r>
+        <w:t xml:space="preserve">     C. 3/8</w:t>
+      </w:r>
+    </w:p>
+    <w:p>
+      <w:pPr>
+        <w:spacing w:after="40" w:before="0"/>
+      </w:pPr>
+      <w:r>
+        <w:t xml:space="preserve">     D. 8/3</w:t>
       </w:r>
     </w:p>
     <w:p>
@@ -1071,7 +1186,7 @@
           <w:b/>
           <w:bCs/>
         </w:rPr>
-        <w:t xml:space="preserve">2. A. 2 ÷ 1/3</w:t>
+        <w:t xml:space="preserve">2. B. 2 ÷ 1/3</w:t>
       </w:r>
     </w:p>
     <w:p>
@@ -1103,7 +1218,7 @@
           <w:b/>
           <w:bCs/>
         </w:rPr>
-        <w:t xml:space="preserve">3. A. 5 ÷ 1/4 = 20 books</w:t>
+        <w:t xml:space="preserve">3. D. 30</w:t>
       </w:r>
     </w:p>
     <w:p>
@@ -1111,7 +1226,7 @@
         <w:spacing w:after="20" w:before="0"/>
       </w:pPr>
       <w:r>
-        <w:t xml:space="preserve">     You are finding how many 1/4-foot pieces fit into 5 feet, which is 5 ÷ 1/4 = 5 × 4 = 20 books.</w:t>
+        <w:t xml:space="preserve">     6 ÷ 1/5 means how many 1/5-size pieces fit into 6. Each whole has 5 fifths, so 6 × 5 = 30.</w:t>
       </w:r>
     </w:p>
     <w:p>
@@ -1135,7 +1250,7 @@
           <w:b/>
           <w:bCs/>
         </w:rPr>
-        <w:t xml:space="preserve">4. A. How many 1/3-foot pieces fit into 8 feet</w:t>
+        <w:t xml:space="preserve">4. Spot the Common Mistake</w:t>
       </w:r>
     </w:p>
     <w:p>
@@ -1143,7 +1258,43 @@
         <w:spacing w:after="20" w:before="0"/>
       </w:pPr>
       <w:r>
-        <w:t xml:space="preserve">     Dividing by 1/3 asks how many 1/3-foot pieces fit into 8 feet. Each foot holds 3 thirds, so 8 × 3 = 24 pieces.</w:t>
+        <w:t xml:space="preserve">     The mistake is in Step 2.</w:t>
+      </w:r>
+    </w:p>
+    <w:p>
+      <w:pPr>
+        <w:spacing w:after="20" w:before="0"/>
+      </w:pPr>
+      <w:r>
+        <w:t xml:space="preserve">     Correct work: Dividing by a fraction smaller than 1 makes the answer BIGGER, not smaller. Each whole foot holds 3 thirds, so 4 ÷ 1/3 = 4 × 3 = 12 pieces.</w:t>
+      </w:r>
+    </w:p>
+    <w:p>
+      <w:pPr>
+        <w:spacing w:after="80" w:before="0"/>
+      </w:pPr>
+      <w:r>
+        <w:t xml:space="preserve">     Watch for: The "Student writes" step is wrong: it turns 4 ÷ 1/3 into 4 ÷ 3. Dividing by 1/3 asks how many 1/3-foot pieces fit into 4 feet, and each single foot already holds 3 of them, so 4 feet hold 4 × 3 = 12 pieces. Getting a result smaller than 4 should be an immediate signal that the divisor was replaced.</w:t>
+      </w:r>
+    </w:p>
+    <w:p>
+      <w:pPr>
+        <w:spacing w:after="40" w:before="0"/>
+      </w:pPr>
+      <w:r>
+        <w:rPr>
+          <w:b/>
+          <w:bCs/>
+        </w:rPr>
+        <w:t xml:space="preserve">5. B. 5 ÷ 1/4 = 20 books</w:t>
+      </w:r>
+    </w:p>
+    <w:p>
+      <w:pPr>
+        <w:spacing w:after="20" w:before="0"/>
+      </w:pPr>
+      <w:r>
+        <w:t xml:space="preserve">     You are finding how many 1/4-foot pieces fit into 5 feet, which is 5 ÷ 1/4 = 5 × 4 = 20 books.</w:t>
       </w:r>
     </w:p>
     <w:p>
@@ -1167,7 +1318,7 @@
           <w:b/>
           <w:bCs/>
         </w:rPr>
-        <w:t xml:space="preserve">5. A. 5 ÷ 1/6 = 30 slivers</w:t>
+        <w:t xml:space="preserve">6. A. How many 1/3-foot pieces fit into 8 feet</w:t>
       </w:r>
     </w:p>
     <w:p>
@@ -1175,7 +1326,7 @@
         <w:spacing w:after="20" w:before="0"/>
       </w:pPr>
       <w:r>
-        <w:t xml:space="preserve">     How many 1/6-inch slivers fit into 5 inches? Each inch holds 6 sixths, so 5 × 6 = 30 slivers.</w:t>
+        <w:t xml:space="preserve">     Dividing by 1/3 asks how many 1/3-foot pieces fit into 8 feet. Each foot holds 3 thirds, so 8 × 3 = 24 pieces.</w:t>
       </w:r>
     </w:p>
     <w:p>
@@ -1199,7 +1350,7 @@
           <w:b/>
           <w:bCs/>
         </w:rPr>
-        <w:t xml:space="preserve">6. Level 2 Extension — Which Question Is Being Asked?</w:t>
+        <w:t xml:space="preserve">7. B. 5 ÷ 1/6 = 30 slivers</w:t>
       </w:r>
     </w:p>
     <w:p>
@@ -1207,6 +1358,38 @@
         <w:spacing w:after="20" w:before="0"/>
       </w:pPr>
       <w:r>
+        <w:t xml:space="preserve">     How many 1/6-inch slivers fit into 5 inches? Each inch holds 6 sixths, so 5 × 6 = 30 slivers.</w:t>
+      </w:r>
+    </w:p>
+    <w:p>
+      <w:pPr>
+        <w:spacing w:after="80" w:before="0"/>
+      </w:pPr>
+      <w:r>
+        <w:rPr>
+          <w:i/>
+          <w:iCs/>
+        </w:rPr>
+        <w:t xml:space="preserve">     Watch for: A common mistake in Interpret Division of Fractions is assuming that dividing always makes the answer smaller. For 4 ÷ 1/3, students reason 'dividing shrinks the number' and compute 4 ÷ 3 ≈ 1.3 instead of asking how many 1/3-foot pieces fit into 4 feet (each whole foot holds 3 thirds, so 4 × 3 = 12). Before you submit, check: if the divisor is a fraction smaller than 1, the quotient must be BIGGER than the dividend, not smaller.</w:t>
+      </w:r>
+    </w:p>
+    <w:p>
+      <w:pPr>
+        <w:spacing w:after="40" w:before="0"/>
+      </w:pPr>
+      <w:r>
+        <w:rPr>
+          <w:b/>
+          <w:bCs/>
+        </w:rPr>
+        <w:t xml:space="preserve">8. Level 2 Extension — Which Question Is Being Asked?</w:t>
+      </w:r>
+    </w:p>
+    <w:p>
+      <w:pPr>
+        <w:spacing w:after="20" w:before="0"/>
+      </w:pPr>
+      <w:r>
         <w:t xml:space="preserve">     The mistake is in Step 2.</w:t>
       </w:r>
     </w:p>
@@ -1235,7 +1418,7 @@
           <w:b/>
           <w:bCs/>
         </w:rPr>
-        <w:t xml:space="preserve">7. Find the Interpretation Error</w:t>
+        <w:t xml:space="preserve">9. Fix our table's thinking</w:t>
       </w:r>
     </w:p>
     <w:p>
@@ -1251,7 +1434,27 @@
         <w:spacing w:after="20" w:before="0"/>
       </w:pPr>
       <w:r>
-        <w:t xml:space="preserve">     Correct work: 4 ÷ 1/5 means 'how many 1/5-size pieces fit into 4,' not '1/5 of 4.' The correct answer is 4 × 5 = 20.</w:t>
+        <w:t xml:space="preserve">     Correct work: The correct answer is 8 pieces. 4 ÷ 1/2 = 4 × 2 = 8 pieces. Each whole foot contains 2 halves, and 4 × 2 = 8.</w:t>
+      </w:r>
+    </w:p>
+    <w:p>
+      <w:pPr>
+        <w:spacing w:after="40" w:before="0"/>
+      </w:pPr>
+      <w:r>
+        <w:rPr>
+          <w:b/>
+          <w:bCs/>
+        </w:rPr>
+        <w:t xml:space="preserve">10. A. 1/6</w:t>
+      </w:r>
+    </w:p>
+    <w:p>
+      <w:pPr>
+        <w:spacing w:after="20" w:before="0"/>
+      </w:pPr>
+      <w:r>
+        <w:t xml:space="preserve">     Write the 4 as 4/1. Keep, Change, Flip: 2/3 × 1/4 = 2/12 = 1/6. Dividing by a whole number bigger than 1 makes the piece smaller, and 1/6 is smaller than 2/3.</w:t>
       </w:r>
     </w:p>
     <w:p>
@@ -1259,27 +1462,11 @@
         <w:spacing w:after="80" w:before="0"/>
       </w:pPr>
       <w:r>
-        <w:t xml:space="preserve">     Watch for: The "Student says" step rewrites division as multiplication: "1/5 of 4" means 1/5 × 4, which is a different question. 4 ÷ 1/5 asks how many 1/5-size pieces fit inside 4, and each whole holds 5 of them, so the quotient is 4 × 5 = 20. The answer 4/5 is smaller than the dividend, which cannot happen when you divide by a number less than 1.</w:t>
-      </w:r>
-    </w:p>
-    <w:p>
-      <w:pPr>
-        <w:spacing w:after="40" w:before="0"/>
-      </w:pPr>
-      <w:r>
-        <w:rPr>
-          <w:b/>
-          <w:bCs/>
-        </w:rPr>
-        <w:t xml:space="preserve">8. Open response — answers will vary.</w:t>
-      </w:r>
-    </w:p>
-    <w:p>
-      <w:pPr>
-        <w:spacing w:after="80" w:before="0"/>
-      </w:pPr>
-      <w:r>
-        <w:t xml:space="preserve">     Look for key words: smaller pieces, more fit, halves, groups, 12, 3.</w:t>
+        <w:rPr>
+          <w:i/>
+          <w:iCs/>
+        </w:rPr>
+        <w:t xml:space="preserve">     Watch for: A common mistake in Interpret Division of Fractions is assuming that dividing always makes the answer smaller. For 4 ÷ 1/3, students reason 'dividing shrinks the number' and compute 4 ÷ 3 ≈ 1.3 instead of asking how many 1/3-foot pieces fit into 4 feet (each whole foot holds 3 thirds, so 4 × 3 = 12). Before you submit, check: if the divisor is a fraction smaller than 1, the quotient must be BIGGER than the dividend, not smaller.</w:t>
       </w:r>
     </w:p>
     <w:sectPr>
